--- a/lessons/6-14-group2/homework.docx
+++ b/lessons/6-14-group2/homework.docx
@@ -115,7 +115,7 @@
           <wp:inline distT="0" distB="0" distL="0" distR="0">
             <wp:extent cx="1047750" cy="790575"/>
             <wp:effectExtent t="0" r="0" b="0" l="0"/>
-            <wp:docPr id="1" name="" descr="" title=""/>
+            <wp:docPr id="1" name="The Distributive Property" descr="Picture illustrating the vocabulary word &quot;The Distributive Property&quot;" title="The Distributive Property"/>
             <wp:cNvGraphicFramePr>
               <a:graphicFrameLocks xmlns:a="http://schemas.openxmlformats.org/drawingml/2006/main" noChangeAspect="1"/>
             </wp:cNvGraphicFramePr>
@@ -178,7 +178,7 @@
           <wp:inline distT="0" distB="0" distL="0" distR="0">
             <wp:extent cx="1047750" cy="790575"/>
             <wp:effectExtent t="0" r="0" b="0" l="0"/>
-            <wp:docPr id="1" name="" descr="" title=""/>
+            <wp:docPr id="1" name="Distributive Property" descr="Picture illustrating the vocabulary word &quot;Distributive Property&quot;" title="Distributive Property"/>
             <wp:cNvGraphicFramePr>
               <a:graphicFrameLocks xmlns:a="http://schemas.openxmlformats.org/drawingml/2006/main" noChangeAspect="1"/>
             </wp:cNvGraphicFramePr>
@@ -241,7 +241,7 @@
           <wp:inline distT="0" distB="0" distL="0" distR="0">
             <wp:extent cx="1047750" cy="790575"/>
             <wp:effectExtent t="0" r="0" b="0" l="0"/>
-            <wp:docPr id="1" name="" descr="" title=""/>
+            <wp:docPr id="1" name="Factor" descr="Picture illustrating the vocabulary word &quot;Factor&quot;" title="Factor"/>
             <wp:cNvGraphicFramePr>
               <a:graphicFrameLocks xmlns:a="http://schemas.openxmlformats.org/drawingml/2006/main" noChangeAspect="1"/>
             </wp:cNvGraphicFramePr>
@@ -304,7 +304,7 @@
           <wp:inline distT="0" distB="0" distL="0" distR="0">
             <wp:extent cx="1047750" cy="790575"/>
             <wp:effectExtent t="0" r="0" b="0" l="0"/>
-            <wp:docPr id="1" name="" descr="" title=""/>
+            <wp:docPr id="1" name="Expand" descr="Picture illustrating the vocabulary word &quot;Expand&quot;" title="Expand"/>
             <wp:cNvGraphicFramePr>
               <a:graphicFrameLocks xmlns:a="http://schemas.openxmlformats.org/drawingml/2006/main" noChangeAspect="1"/>
             </wp:cNvGraphicFramePr>
@@ -367,7 +367,7 @@
           <wp:inline distT="0" distB="0" distL="0" distR="0">
             <wp:extent cx="1047750" cy="790575"/>
             <wp:effectExtent t="0" r="0" b="0" l="0"/>
-            <wp:docPr id="1" name="" descr="" title=""/>
+            <wp:docPr id="1" name="Equivalent" descr="Picture illustrating the vocabulary word &quot;Equivalent&quot;" title="Equivalent"/>
             <wp:cNvGraphicFramePr>
               <a:graphicFrameLocks xmlns:a="http://schemas.openxmlformats.org/drawingml/2006/main" noChangeAspect="1"/>
             </wp:cNvGraphicFramePr>
@@ -430,7 +430,7 @@
           <wp:inline distT="0" distB="0" distL="0" distR="0">
             <wp:extent cx="1047750" cy="790575"/>
             <wp:effectExtent t="0" r="0" b="0" l="0"/>
-            <wp:docPr id="1" name="" descr="" title=""/>
+            <wp:docPr id="1" name="Coefficient" descr="Picture illustrating the vocabulary word &quot;Coefficient&quot;" title="Coefficient"/>
             <wp:cNvGraphicFramePr>
               <a:graphicFrameLocks xmlns:a="http://schemas.openxmlformats.org/drawingml/2006/main" noChangeAspect="1"/>
             </wp:cNvGraphicFramePr>
@@ -493,7 +493,7 @@
           <wp:inline distT="0" distB="0" distL="0" distR="0">
             <wp:extent cx="1047750" cy="790575"/>
             <wp:effectExtent t="0" r="0" b="0" l="0"/>
-            <wp:docPr id="1" name="" descr="" title=""/>
+            <wp:docPr id="1" name="Like terms" descr="Picture illustrating the vocabulary word &quot;Like terms&quot;" title="Like terms"/>
             <wp:cNvGraphicFramePr>
               <a:graphicFrameLocks xmlns:a="http://schemas.openxmlformats.org/drawingml/2006/main" noChangeAspect="1"/>
             </wp:cNvGraphicFramePr>
@@ -833,7 +833,7 @@
         <w:spacing w:after="40" w:before="0"/>
       </w:pPr>
       <w:r>
-        <w:t xml:space="preserve">     C. x + 12</w:t>
+        <w:t xml:space="preserve">     C. 3x + 7</w:t>
       </w:r>
     </w:p>
     <w:p>
@@ -841,7 +841,7 @@
         <w:spacing w:after="40" w:before="0"/>
       </w:pPr>
       <w:r>
-        <w:t xml:space="preserve">     D. 3x + 7</w:t>
+        <w:t xml:space="preserve">     D. x + 12</w:t>
       </w:r>
     </w:p>
     <w:p>
@@ -1183,7 +1183,14 @@
 <file path=word/styles.xml><?xml version="1.0" encoding="utf-8"?>
 <w:styles xmlns:mc="http://schemas.openxmlformats.org/markup-compatibility/2006" xmlns:r="http://schemas.openxmlformats.org/officeDocument/2006/relationships" xmlns:w="http://schemas.openxmlformats.org/wordprocessingml/2006/main" xmlns:w14="http://schemas.microsoft.com/office/word/2010/wordml" xmlns:w15="http://schemas.microsoft.com/office/word/2012/wordml" mc:Ignorable="w14 w15">
   <w:docDefaults>
-    <w:rPrDefault/>
+    <w:rPrDefault>
+      <w:rPr>
+        <w:rFonts w:ascii="Arial" w:cs="Arial" w:eastAsia="Arial" w:hAnsi="Arial"/>
+        <w:sz w:val="22"/>
+        <w:szCs w:val="22"/>
+        <w:lang w:val="en-US"/>
+      </w:rPr>
+    </w:rPrDefault>
     <w:pPrDefault/>
   </w:docDefaults>
   <w:style w:type="paragraph" w:styleId="Title">
@@ -1201,10 +1208,16 @@
     <w:basedOn w:val="Normal"/>
     <w:next w:val="Normal"/>
     <w:qFormat/>
-    <w:rPr>
-      <w:color w:val="2E74B5"/>
-      <w:sz w:val="32"/>
-      <w:szCs w:val="32"/>
+    <w:pPr>
+      <w:keepNext/>
+    </w:pPr>
+    <w:rPr>
+      <w:rFonts w:ascii="Arial" w:cs="Arial" w:eastAsia="Arial" w:hAnsi="Arial"/>
+      <w:b/>
+      <w:bCs/>
+      <w:color w:val="183E56"/>
+      <w:sz w:val="34"/>
+      <w:szCs w:val="34"/>
     </w:rPr>
   </w:style>
   <w:style w:type="paragraph" w:styleId="Heading2">
@@ -1212,8 +1225,14 @@
     <w:basedOn w:val="Normal"/>
     <w:next w:val="Normal"/>
     <w:qFormat/>
-    <w:rPr>
-      <w:color w:val="2E74B5"/>
+    <w:pPr>
+      <w:keepNext/>
+    </w:pPr>
+    <w:rPr>
+      <w:rFonts w:ascii="Arial" w:cs="Arial" w:eastAsia="Arial" w:hAnsi="Arial"/>
+      <w:b/>
+      <w:bCs/>
+      <w:color w:val="176B70"/>
       <w:sz w:val="26"/>
       <w:szCs w:val="26"/>
     </w:rPr>

--- a/lessons/6-14-group2/homework.docx
+++ b/lessons/6-14-group2/homework.docx
@@ -855,148 +855,6 @@
         <w:t xml:space="preserve">______________________________________________________________________</w:t>
       </w:r>
     </w:p>
-    <w:p>
-      <w:r>
-        <w:br w:type="page"/>
-      </w:r>
-    </w:p>
-    <w:p>
-      <w:pPr>
-        <w:pStyle w:val="Heading1"/>
-        <w:spacing w:after="120"/>
-      </w:pPr>
-      <w:r>
-        <w:rPr>
-          <w:b/>
-          <w:bCs/>
-        </w:rPr>
-        <w:t xml:space="preserve">Answer Key (Teacher)</w:t>
-      </w:r>
-    </w:p>
-    <w:p>
-      <w:pPr>
-        <w:spacing w:after="40" w:before="0"/>
-      </w:pPr>
-      <w:r>
-        <w:rPr>
-          <w:b/>
-          <w:bCs/>
-        </w:rPr>
-        <w:t xml:space="preserve">1. Spot the Common Mistake</w:t>
-      </w:r>
-    </w:p>
-    <w:p>
-      <w:pPr>
-        <w:spacing w:after="20" w:before="0"/>
-      </w:pPr>
-      <w:r>
-        <w:t xml:space="preserve">     The mistake is in Step 2.</w:t>
-      </w:r>
-    </w:p>
-    <w:p>
-      <w:pPr>
-        <w:spacing w:after="20" w:before="0"/>
-      </w:pPr>
-      <w:r>
-        <w:t xml:space="preserve">     Correct work: 5(3x + 2) = 5 × 3x + 5 × 2 = 15x + 10. The student distributed the 5 to the 3x (getting 15x) but left the 2 unchanged. The factor must multiply every term inside, so 5 × 2 = 10, not 2.</w:t>
-      </w:r>
-    </w:p>
-    <w:p>
-      <w:pPr>
-        <w:spacing w:after="80" w:before="0"/>
-      </w:pPr>
-      <w:r>
-        <w:t xml:space="preserve">     Watch for: The 5 was distributed to the 3x, correctly giving 15x, but the 2 was copied down untouched. Both terms inside must be multiplied: 5(3x + 2) = 5 × 3x + 5 × 2 = 15x + 10, not 15x + 2.</w:t>
-      </w:r>
-    </w:p>
-    <w:p>
-      <w:pPr>
-        <w:spacing w:after="40" w:before="0"/>
-      </w:pPr>
-      <w:r>
-        <w:rPr>
-          <w:b/>
-          <w:bCs/>
-        </w:rPr>
-        <w:t xml:space="preserve">2. Find the Distributive Error</w:t>
-      </w:r>
-    </w:p>
-    <w:p>
-      <w:pPr>
-        <w:spacing w:after="20" w:before="0"/>
-      </w:pPr>
-      <w:r>
-        <w:t xml:space="preserve">     The mistake is in Step 2.</w:t>
-      </w:r>
-    </w:p>
-    <w:p>
-      <w:pPr>
-        <w:spacing w:after="20" w:before="0"/>
-      </w:pPr>
-      <w:r>
-        <w:t xml:space="preserve">     Correct work: 5(2x + 4) = 5 × 2x + 5 × 4 = 10x + 20. You must distribute the 5 to BOTH terms inside the parentheses, not just the first one.</w:t>
-      </w:r>
-    </w:p>
-    <w:p>
-      <w:pPr>
-        <w:spacing w:after="80" w:before="0"/>
-      </w:pPr>
-      <w:r>
-        <w:t xml:space="preserve">     Watch for: The 5 multiplied only the first term inside. Distributing to both gives 5(2x + 4) = 5 × 2x + 5 × 4 = 10x + 20. Testing with x = 1 confirms it: the original 5(2 + 4) = 30 and 10(1) + 20 = 30, while the student's 10x + 4 would give only 14.</w:t>
-      </w:r>
-    </w:p>
-    <w:p>
-      <w:pPr>
-        <w:spacing w:after="40" w:before="0"/>
-      </w:pPr>
-      <w:r>
-        <w:rPr>
-          <w:b/>
-          <w:bCs/>
-        </w:rPr>
-        <w:t xml:space="preserve">3. Open response — answers will vary.</w:t>
-      </w:r>
-    </w:p>
-    <w:p>
-      <w:pPr>
-        <w:spacing w:after="80" w:before="0"/>
-      </w:pPr>
-      <w:r>
-        <w:t xml:space="preserve">     Look for key words: distributive, factor, expand, mental math, equivalent, multiply.</w:t>
-      </w:r>
-    </w:p>
-    <w:p>
-      <w:pPr>
-        <w:spacing w:after="40" w:before="0"/>
-      </w:pPr>
-      <w:r>
-        <w:rPr>
-          <w:b/>
-          <w:bCs/>
-        </w:rPr>
-        <w:t xml:space="preserve">4. A. 3x + 12</w:t>
-      </w:r>
-    </w:p>
-    <w:p>
-      <w:pPr>
-        <w:spacing w:after="20" w:before="0"/>
-      </w:pPr>
-      <w:r>
-        <w:t xml:space="preserve">     Distribute the 3 to each term: 3 × x + 3 × 4 = 3x + 12.</w:t>
-      </w:r>
-    </w:p>
-    <w:p>
-      <w:pPr>
-        <w:spacing w:after="80" w:before="0"/>
-      </w:pPr>
-      <w:r>
-        <w:rPr>
-          <w:i/>
-          <w:iCs/>
-        </w:rPr>
-        <w:t xml:space="preserve">     Watch for: The most common mistake in The Distributive Property is multiplying the outside factor by only the FIRST term inside the parentheses and forgetting the second — for example, writing 3(x + 4) = 3x + 4 instead of 3x + 12. Before you submit, check: did the outside number reach BOTH terms inside the parentheses?</w:t>
-      </w:r>
-    </w:p>
     <w:sectPr>
       <w:pgSz w:w="11906" w:h="16838" w:orient="portrait"/>
       <w:pgMar w:top="720" w:right="900" w:bottom="720" w:left="900" w:header="708" w:footer="708" w:gutter="0"/>
